--- a/spa/docx/05.content.docx
+++ b/spa/docx/05.content.docx
@@ -11,6 +11,15 @@
         <w:pStyle w:val="Heading2"/>
       </w:pPr>
       <w:r>
+        <w:t>Resource: Notas de Estudio (Tyndale)</w:t>
+      </w:r>
+      <w:r/>
+    </w:p>
+    <w:p>
+      <w:pPr>
+        <w:pStyle w:val="Heading2"/>
+      </w:pPr>
+      <w:r>
         <w:t>License Information</w:t>
       </w:r>
       <w:r/>
@@ -21,7 +30,7 @@
         <w:rPr>
           <w:b/>
         </w:rPr>
-        <w:t>Study Notes (Tyndale)</w:t>
+        <w:t>Notas de Estudio (Tyndale)</w:t>
       </w:r>
       <w:r>
         <w:t xml:space="preserve"> (Spanish) is based on</w:t>
@@ -74,7 +83,7 @@
         <w:pStyle w:val="Heading1"/>
       </w:pPr>
       <w:r>
-        <w:t>Study Notes (Tyndale)</w:t>
+        <w:t>Notas de Estudio (Tyndale)</w:t>
       </w:r>
     </w:p>
     <w:p>
@@ -83,6 +92,51 @@
           <w:headerReference w:type="even" r:id="rId8"/>
           <w:headerReference w:type="default" r:id="rId9"/>
           <w:footerReference w:type="default" r:id="rId10"/>
+          <w:footnotePr>
+            <w:numRestart w:val="eachSect"/>
+          </w:footnotePr>
+          <w:type w:val="continuous"/>
+          <w:pgSz w:w="12240" w:h="15840" w:code="1"/>
+          <w:pgMar w:top="1440" w:right="1440" w:bottom="1440" w:left="1440" w:header="504" w:footer="504" w:gutter="0"/>
+          <w:cols w:space="708"/>
+          <w:titlePg/>
+          <w:docGrid w:linePitch="360"/>
+        </w:sectPr>
+      </w:pPr>
+    </w:p>
+    <w:p>
+      <w:r/>
+    </w:p>
+    <w:p>
+      <w:pPr>
+        <w:pStyle w:val="Heading2"/>
+      </w:pPr>
+      <w:r>
+        <w:t>DEU</w:t>
+      </w:r>
+      <w:r/>
+    </w:p>
+    <w:p>
+      <w:r/>
+      <w:r>
+        <w:rPr>
+          <w:i/>
+        </w:rPr>
+        <w:t>Deuteronomio 1:1, Deuteronomio 1:1–5, Deuteronomio 1:2, Deuteronomio 1:4, Deuteronomio 1:6–4.40, Deuteronomio 1:7, Deuteronomio 1:8, Deuteronomio 1:9–18, Deuteronomio 1:10, Deuteronomio 1:13, Deuteronomio 1:15, Deuteronomio 1:16–17, Deuteronomio 1:19, Deuteronomio 1:19–25, Deuteronomio 1:24–25, Deuteronomio 1:26–46, Deuteronomio 1:28, Deuteronomio 1:30, Deuteronomio 1:31, Deuteronomio 1:33, Deuteronomio 1:36, Deuteronomio 1:37, Deuteronomio 1:44, Deuteronomio 2:1, Deuteronomio 2:2–25, Deuteronomio 2:5, Deuteronomio 2:8, Deuteronomio 2:9, Deuteronomio 2:10, Deuteronomio 2:11, Deuteronomio 2:12, Deuteronomio 2:13, Deuteronomio 2:19, Deuteronomio 2:20–21, Deuteronomio 2:23, Deuteronomio 2:24, Deuteronomio 2:26, Deuteronomio 2:26–37, Deuteronomio 2:30, Deuteronomio 2:34, Deuteronomio 2:36, Deuteronomio 2:37, Deuteronomio 3:1–11, Deuteronomio 3:4, Deuteronomio 3:8, Deuteronomio 3:9, Deuteronomio 3:11, Deuteronomio 3:12, Deuteronomio 3:12–20, Deuteronomio 3:13, Deuteronomio 3:14, Deuteronomio 3:15, Deuteronomio 3:17, Deuteronomio 3:21, Deuteronomio 3:21–29, Deuteronomio 3:24, Deuteronomio 3:29, Deuteronomio 4:1, Deuteronomio 4:1–40, Deuteronomio 4:3, Deuteronomio 4:6, Deuteronomio 4:8, Deuteronomio 4:11, Deuteronomio 4:13, Deuteronomio 4:15, Deuteronomio 4:16, Deuteronomio 4:19, Deuteronomio 4:20, Deuteronomio 4:24, Deuteronomio 4:26, Deuteronomio 4:27, Deuteronomio 4:30, Deuteronomio 4:34, Deuteronomio 4:36, Deuteronomio 4:39, Deuteronomio 4:40, Deuteronomio 4:41–43, Deuteronomio 4:41–49, Deuteronomio 4:43, Deuteronomio 4:44, Deuteronomio 4:48, Deuteronomio 4:49, Deuteronomio 5:1, Deuteronomio 5:1–32, Deuteronomio 5:1–26.19, Deuteronomio 5:9, Deuteronomio 5:10, Deuteronomio 5:11, Deuteronomio 5:12, Deuteronomio 5:15, Deuteronomio 5:16, Deuteronomio 5:16–20, Deuteronomio 5:17, Deuteronomio 5:18, Deuteronomio 5:21, Deuteronomio 5:33, Deuteronomio 6:1, Deuteronomio 6:1–25, Deuteronomio 6:2, Deuteronomio 6:3, Deuteronomio 6:4, Deuteronomio 6:4–5, Deuteronomio 6:5, Deuteronomio 6:7, Deuteronomio 6:8, Deuteronomio 6:9, Deuteronomio 6:13, Deuteronomio 6:16, Deuteronomio 6:21, Deuteronomio 6:22, Deuteronomio 6:25, Deuteronomio 7:1, Deuteronomio 7:1–26, Deuteronomio 7:5, Deuteronomio 7:6, Deuteronomio 7:9, Deuteronomio 7:12, Deuteronomio 7:15, Deuteronomio 7:19, Deuteronomio 7:20, Deuteronomio 7:21, Deuteronomio 7:24, Deuteronomio 7:25–26, Deuteronomio 7:26, Deuteronomio 8:1–20, Deuteronomio 8:2, Deuteronomio 8:3, Deuteronomio 8:9, Deuteronomio 8:15, Deuteronomio 8:18, Deuteronomio 9:1, Deuteronomio 9:3, Deuteronomio 9:5, Deuteronomio 9:6, Deuteronomio 9:9, Deuteronomio 9:10, Deuteronomio 9:12, Deuteronomio 9:14, Deuteronomio 9:16, Deuteronomio 9:22, Deuteronomio 9:23, Deuteronomio 9:26, Deuteronomio 9:27, Deuteronomio 10:1, Deuteronomio 10:3, Deuteronomio 10:5, Deuteronomio 10:12–13, Deuteronomio 10:16, Deuteronomio 10:17, Deuteronomio 10:18, Deuteronomio 11:4, Deuteronomio 11:6, Deuteronomio 11:8–32, Deuteronomio 11:12, Deuteronomio 11:24, Deuteronomio 11:26, Deuteronomio 11:29, Deuteronomio 11:30, Deuteronomio 12:1–26.15, Deuteronomio 12:2, Deuteronomio 12:3, Deuteronomio 12:5, Deuteronomio 12:6, Deuteronomio 12:8, Deuteronomio 12:12, Deuteronomio 12:15, Deuteronomio 12:16, Deuteronomio 12:18, Deuteronomio 12:21, Deuteronomio 12:23, Deuteronomio 12:27, Deuteronomio 12:31, Deuteronomio 13:1, Deuteronomio 13:1–18, Deuteronomio 13:5, Deuteronomio 13:6, Deuteronomio 13:9, Deuteronomio 13:13, Deuteronomio 13:14, Deuteronomio 13:16, Deuteronomio 14:1, Deuteronomio 14:1–21, Deuteronomio 14:2, Deuteronomio 14:6, Deuteronomio 14:7, Deuteronomio 14:8, Deuteronomio 14:11–18, Deuteronomio 14:19–20, Deuteronomio 14:21, Deuteronomio 14:22–27, Deuteronomio 14:23, Deuteronomio 14:26, Deuteronomio 14:27, Deuteronomio 14:28, Deuteronomio 15:1, Deuteronomio 15:1–23, Deuteronomio 15:2, Deuteronomio 15:4, Deuteronomio 15:6, Deuteronomio 15:11, Deuteronomio 15:12, Deuteronomio 15:16, Deuteronomio 15:17, Deuteronomio 15:18, Deuteronomio 15:19, Deuteronomio 15:21, Deuteronomio 15:23, Deuteronomio 16:1–8, Deuteronomio 16:2, Deuteronomio 16:3, Deuteronomio 16:10, Deuteronomio 16:13–17, Deuteronomio 16:16, Deuteronomio 16:18, Deuteronomio 16:18–17:13, Deuteronomio 16:19, Deuteronomio 16:21–22, Deuteronomio 17:1, Deuteronomio 17:3, Deuteronomio 17:4, Deuteronomio 17:5, Deuteronomio 17:7, Deuteronomio 17:8, Deuteronomio 17:9, Deuteronomio 17:11, Deuteronomio 17:12, Deuteronomio 17:15, Deuteronomio 17:16, Deuteronomio 17:17, Deuteronomio 17:18, Deuteronomio 18:1, Deuteronomio 18:2, Deuteronomio 18:3, Deuteronomio 18:8, Deuteronomio 18:10, Deuteronomio 18:11, Deuteronomio 18:15, Deuteronomio 18:18, Deuteronomio 18:19, Deuteronomio 18:22, Deuteronomio 19:1–13, Deuteronomio 19:2, Deuteronomio 19:4, Deuteronomio 19:6, Deuteronomio 19:9, Deuteronomio 19:11, Deuteronomio 19:13, Deuteronomio 19:15, Deuteronomio 19:21, Deuteronomio 20:4, Deuteronomio 20:7, Deuteronomio 20:10–15, Deuteronomio 20:11, Deuteronomio 20:15, Deuteronomio 20:19, Deuteronomio 20:20, Deuteronomio 21:1, Deuteronomio 21:1–9, Deuteronomio 21:3–8, Deuteronomio 21:4, Deuteronomio 21:6, Deuteronomio 21:12, Deuteronomio 21:13, Deuteronomio 21:14, Deuteronomio 21:15–17, Deuteronomio 21:20, Deuteronomio 21:22, Deuteronomio 21:23, Deuteronomio 22:1, Deuteronomio 22:5, Deuteronomio 22:9, Deuteronomio 22:10, Deuteronomio 22:11, Deuteronomio 22:12, Deuteronomio 22:14, Deuteronomio 22:15, Deuteronomio 22:17, Deuteronomio 22:19, Deuteronomio 22:21, Deuteronomio 22:24, Deuteronomio 22:29, Deuteronomio 22:30, Deuteronomio 23:1, Deuteronomio 23:3, Deuteronomio 23:4, Deuteronomio 23:7, Deuteronomio 23:8, Deuteronomio 23:10, Deuteronomio 23:12, Deuteronomio 23:13, Deuteronomio 23:14, Deuteronomio 23:17, Deuteronomio 23:18, Deuteronomio 23:19–20, Deuteronomio 23:24, Deuteronomio 24:1, Deuteronomio 24:4, Deuteronomio 24:6, Deuteronomio 24:8, Deuteronomio 24:11, Deuteronomio 24:13, Deuteronomio 24:17, Deuteronomio 25:3, Deuteronomio 25:4, Deuteronomio 25:5, Deuteronomio 25:9, Deuteronomio 25:10, Deuteronomio 25:11–12, Deuteronomio 25:13–14, Deuteronomio 25:17, Deuteronomio 25:19, Deuteronomio 26:1–15, Deuteronomio 26:5, Deuteronomio 26:11, Deuteronomio 26:12, Deuteronomio 26:13, Deuteronomio 26:14, Deuteronomio 26:16, Deuteronomio 26:16–19, Deuteronomio 27:3, Deuteronomio 27:4, Deuteronomio 27:5, Deuteronomio 27:7, Deuteronomio 27:9, Deuteronomio 27:12–26, Deuteronomio 27:13, Deuteronomio 27:14, Deuteronomio 27:15, Deuteronomio 27:16, Deuteronomio 27:17, Deuteronomio 27:18, Deuteronomio 27:19, Deuteronomio 27:20, Deuteronomio 27:22, Deuteronomio 28:1–68, Deuteronomio 28:5, Deuteronomio 28:7, Deuteronomio 28:10, Deuteronomio 28:12, Deuteronomio 28:13, Deuteronomio 28:17, Deuteronomio 28:21, Deuteronomio 28:22, Deuteronomio 28:23, Deuteronomio 28:24, Deuteronomio 28:25, Deuteronomio 28:27, Deuteronomio 28:36, Deuteronomio 28:43, Deuteronomio 28:44, Deuteronomio 28:46, Deuteronomio 28:48, Deuteronomio 28:49, Deuteronomio 28:50, Deuteronomio 28:54, Deuteronomio 28:56, Deuteronomio 28:57, Deuteronomio 28:58, Deuteronomio 28:60, Deuteronomio 28:64, Deuteronomio 28:68, Deuteronomio 29:1, Deuteronomio 29:2–30:20, Deuteronomio 29:6, Deuteronomio 29:7, Deuteronomio 29:8, Deuteronomio 29:11, Deuteronomio 29:12, Deuteronomio 29:15, Deuteronomio 29:17, Deuteronomio 29:18, Deuteronomio 29:19, Deuteronomio 29:20, Deuteronomio 29:21, Deuteronomio 29:23, Deuteronomio 29:25–28, Deuteronomio 29:27, Deuteronomio 29:29, Deuteronomio 30:1, Deuteronomio 30:1–10, Deuteronomio 30:2–3, Deuteronomio 30:6, Deuteronomio 30:11, Deuteronomio 30:11–20, Deuteronomio 30:12, Deuteronomio 30:13, Deuteronomio 30:14, Deuteronomio 30:16, Deuteronomio 30:19, Deuteronomio 30:20, Deuteronomio 31:1, Deuteronomio 31:1–8, Deuteronomio 31:1–29, Deuteronomio 31:3, Deuteronomio 31:4, Deuteronomio 31:6, Deuteronomio 31:9, Deuteronomio 31:9–13, Deuteronomio 31:10, Deuteronomio 31:12, Deuteronomio 31:14, Deuteronomio 31:15, Deuteronomio 31:18, Deuteronomio 31:19–22, Deuteronomio 31:20, Deuteronomio 31:22, Deuteronomio 31:23, Deuteronomio 31:26, Deuteronomio 31:30–32:47, Deuteronomio 32:1, Deuteronomio 32:2, Deuteronomio 32:4, Deuteronomio 32:7, Deuteronomio 32:8, Deuteronomio 32:9, Deuteronomio 32:14, Deuteronomio 32:15, Deuteronomio 32:16, Deuteronomio 32:17, Deuteronomio 32:18, Deuteronomio 32:20, Deuteronomio 32:21, Deuteronomio 32:22, Deuteronomio 32:27, Deuteronomio 32:29, Deuteronomio 32:30, Deuteronomio 32:31, Deuteronomio 32:32, Deuteronomio 32:34, Deuteronomio 32:36, Deuteronomio 32:37, Deuteronomio 32:38, Deuteronomio 32:40, Deuteronomio 32:42, Deuteronomio 32:47, Deuteronomio 32:49, Deuteronomio 32:50, Deuteronomio 32:51, Deuteronomio 33:1–29, Deuteronomio 33:2, Deuteronomio 33:3, Deuteronomio 33:4, Deuteronomio 33:6, Deuteronomio 33:7, Deuteronomio 33:8, Deuteronomio 33:9, Deuteronomio 33:10, Deuteronomio 33:12, Deuteronomio 33:13–17, Deuteronomio 33:16, Deuteronomio 33:17, Deuteronomio 33:18, Deuteronomio 33:19, Deuteronomio 33:20, Deuteronomio 33:21, Deuteronomio 33:22, Deuteronomio 33:23, Deuteronomio 33:24, Deuteronomio 33:26, Deuteronomio 33:27, Deuteronomio 33:29, Deuteronomio 34:1, Deuteronomio 34:1–12, Deuteronomio 34:2, Deuteronomio 34:3, Deuteronomio 34:6, Deuteronomio 34:7, Deuteronomio 34:9, Deuteronomio 34:10, Deuteronomio 34:12</w:t>
+      </w:r>
+      <w:r/>
+    </w:p>
+    <w:p>
+      <w:r/>
+      <w:r>
+        <w:t xml:space="preserve"> </w:t>
+      </w:r>
+      <w:r/>
+      <w:r/>
+    </w:p>
+    <w:p>
+      <w:pPr>
+        <w:sectPr>
           <w:footnotePr>
             <w:numRestart w:val="eachSect"/>
           </w:footnotePr>

--- a/spa/docx/05.content.docx
+++ b/spa/docx/05.content.docx
@@ -163,13 +163,6 @@
         <w:rPr>
           <w:lang w:val="es_ES" w:bidi="es_ES"/>
         </w:rPr>
-      </w:r>
-      <w:r>
-        <w:rPr>
-          <w:i/>
-          <w:lang w:val="es_ES" w:bidi="es_ES"/>
-        </w:rPr>
-        <w:t>Deuteronomio 1:1, Deuteronomio 1:1–5, Deuteronomio 1:2, Deuteronomio 1:4, Deuteronomio 1:6–4.40, Deuteronomio 1:7, Deuteronomio 1:8, Deuteronomio 1:9–18, Deuteronomio 1:10, Deuteronomio 1:13, Deuteronomio 1:15, Deuteronomio 1:16–17, Deuteronomio 1:19, Deuteronomio 1:19–25, Deuteronomio 1:24–25, Deuteronomio 1:26–46, Deuteronomio 1:28, Deuteronomio 1:30, Deuteronomio 1:31, Deuteronomio 1:33, Deuteronomio 1:36, Deuteronomio 1:37, Deuteronomio 1:44, Deuteronomio 2:1, Deuteronomio 2:2–25, Deuteronomio 2:5, Deuteronomio 2:8, Deuteronomio 2:9, Deuteronomio 2:10, Deuteronomio 2:11, Deuteronomio 2:12, Deuteronomio 2:13, Deuteronomio 2:19, Deuteronomio 2:20–21, Deuteronomio 2:23, Deuteronomio 2:24, Deuteronomio 2:26, Deuteronomio 2:26–37, Deuteronomio 2:30, Deuteronomio 2:34, Deuteronomio 2:36, Deuteronomio 2:37, Deuteronomio 3:1–11, Deuteronomio 3:4, Deuteronomio 3:8, Deuteronomio 3:9, Deuteronomio 3:11, Deuteronomio 3:12, Deuteronomio 3:12–20, Deuteronomio 3:13, Deuteronomio 3:14, Deuteronomio 3:15, Deuteronomio 3:17, Deuteronomio 3:21, Deuteronomio 3:21–29, Deuteronomio 3:24, Deuteronomio 3:29, Deuteronomio 4:1, Deuteronomio 4:1–40, Deuteronomio 4:3, Deuteronomio 4:6, Deuteronomio 4:8, Deuteronomio 4:11, Deuteronomio 4:13, Deuteronomio 4:15, Deuteronomio 4:16, Deuteronomio 4:19, Deuteronomio 4:20, Deuteronomio 4:24, Deuteronomio 4:26, Deuteronomio 4:27, Deuteronomio 4:30, Deuteronomio 4:34, Deuteronomio 4:36, Deuteronomio 4:39, Deuteronomio 4:40, Deuteronomio 4:41–43, Deuteronomio 4:41–49, Deuteronomio 4:43, Deuteronomio 4:44, Deuteronomio 4:48, Deuteronomio 4:49, Deuteronomio 5:1, Deuteronomio 5:1–32, Deuteronomio 5:1–26.19, Deuteronomio 5:9, Deuteronomio 5:10, Deuteronomio 5:11, Deuteronomio 5:12, Deuteronomio 5:15, Deuteronomio 5:16, Deuteronomio 5:16–20, Deuteronomio 5:17, Deuteronomio 5:18, Deuteronomio 5:21, Deuteronomio 5:33, Deuteronomio 6:1, Deuteronomio 6:1–25, Deuteronomio 6:2, Deuteronomio 6:3, Deuteronomio 6:4, Deuteronomio 6:4–5, Deuteronomio 6:5, Deuteronomio 6:7, Deuteronomio 6:8, Deuteronomio 6:9, Deuteronomio 6:13, Deuteronomio 6:16, Deuteronomio 6:21, Deuteronomio 6:22, Deuteronomio 6:25, Deuteronomio 7:1, Deuteronomio 7:1–26, Deuteronomio 7:5, Deuteronomio 7:6, Deuteronomio 7:9, Deuteronomio 7:12, Deuteronomio 7:15, Deuteronomio 7:19, Deuteronomio 7:20, Deuteronomio 7:21, Deuteronomio 7:24, Deuteronomio 7:25–26, Deuteronomio 7:26, Deuteronomio 8:1–20, Deuteronomio 8:2, Deuteronomio 8:3, Deuteronomio 8:9, Deuteronomio 8:15, Deuteronomio 8:18, Deuteronomio 9:1, Deuteronomio 9:3, Deuteronomio 9:5, Deuteronomio 9:6, Deuteronomio 9:9, Deuteronomio 9:10, Deuteronomio 9:12, Deuteronomio 9:14, Deuteronomio 9:16, Deuteronomio 9:22, Deuteronomio 9:23, Deuteronomio 9:26, Deuteronomio 9:27, Deuteronomio 10:1, Deuteronomio 10:3, Deuteronomio 10:5, Deuteronomio 10:12–13, Deuteronomio 10:16, Deuteronomio 10:17, Deuteronomio 10:18, Deuteronomio 11:4, Deuteronomio 11:6, Deuteronomio 11:8–32, Deuteronomio 11:12, Deuteronomio 11:24, Deuteronomio 11:26, Deuteronomio 11:29, Deuteronomio 11:30, Deuteronomio 12:1–26.15, Deuteronomio 12:2, Deuteronomio 12:3, Deuteronomio 12:5, Deuteronomio 12:6, Deuteronomio 12:8, Deuteronomio 12:12, Deuteronomio 12:15, Deuteronomio 12:16, Deuteronomio 12:18, Deuteronomio 12:21, Deuteronomio 12:23, Deuteronomio 12:27, Deuteronomio 12:31, Deuteronomio 13:1, Deuteronomio 13:1–18, Deuteronomio 13:5, Deuteronomio 13:6, Deuteronomio 13:9, Deuteronomio 13:13, Deuteronomio 13:14, Deuteronomio 13:16, Deuteronomio 14:1, Deuteronomio 14:1–21, Deuteronomio 14:2, Deuteronomio 14:6, Deuteronomio 14:7, Deuteronomio 14:8, Deuteronomio 14:11–18, Deuteronomio 14:19–20, Deuteronomio 14:21, Deuteronomio 14:22–27, Deuteronomio 14:23, Deuteronomio 14:26, Deuteronomio 14:27, Deuteronomio 14:28, Deuteronomio 15:1, Deuteronomio 15:1–23, Deuteronomio 15:2, Deuteronomio 15:4, Deuteronomio 15:6, Deuteronomio 15:11, Deuteronomio 15:12, Deuteronomio 15:16, Deuteronomio 15:17, Deuteronomio 15:18, Deuteronomio 15:19, Deuteronomio 15:21, Deuteronomio 15:23, Deuteronomio 16:1–8, Deuteronomio 16:2, Deuteronomio 16:3, Deuteronomio 16:10, Deuteronomio 16:13–17, Deuteronomio 16:16, Deuteronomio 16:18, Deuteronomio 16:18–17:13, Deuteronomio 16:19, Deuteronomio 16:21–22, Deuteronomio 17:1, Deuteronomio 17:3, Deuteronomio 17:4, Deuteronomio 17:5, Deuteronomio 17:7, Deuteronomio 17:8, Deuteronomio 17:9, Deuteronomio 17:11, Deuteronomio 17:12, Deuteronomio 17:15, Deuteronomio 17:16, Deuteronomio 17:17, Deuteronomio 17:18, Deuteronomio 18:1, Deuteronomio 18:2, Deuteronomio 18:3, Deuteronomio 18:8, Deuteronomio 18:10, Deuteronomio 18:11, Deuteronomio 18:15, Deuteronomio 18:18, Deuteronomio 18:19, Deuteronomio 18:22, Deuteronomio 19:1–13, Deuteronomio 19:2, Deuteronomio 19:4, Deuteronomio 19:6, Deuteronomio 19:9, Deuteronomio 19:11, Deuteronomio 19:13, Deuteronomio 19:15, Deuteronomio 19:21, Deuteronomio 20:4, Deuteronomio 20:7, Deuteronomio 20:10–15, Deuteronomio 20:11, Deuteronomio 20:15, Deuteronomio 20:19, Deuteronomio 20:20, Deuteronomio 21:1, Deuteronomio 21:1–9, Deuteronomio 21:3–8, Deuteronomio 21:4, Deuteronomio 21:6, Deuteronomio 21:12, Deuteronomio 21:13, Deuteronomio 21:14, Deuteronomio 21:15–17, Deuteronomio 21:20, Deuteronomio 21:22, Deuteronomio 21:23, Deuteronomio 22:1, Deuteronomio 22:5, Deuteronomio 22:9, Deuteronomio 22:10, Deuteronomio 22:11, Deuteronomio 22:12, Deuteronomio 22:14, Deuteronomio 22:15, Deuteronomio 22:17, Deuteronomio 22:19, Deuteronomio 22:21, Deuteronomio 22:24, Deuteronomio 22:29, Deuteronomio 22:30, Deuteronomio 23:1, Deuteronomio 23:3, Deuteronomio 23:4, Deuteronomio 23:7, Deuteronomio 23:8, Deuteronomio 23:10, Deuteronomio 23:12, Deuteronomio 23:13, Deuteronomio 23:14, Deuteronomio 23:17, Deuteronomio 23:18, Deuteronomio 23:19–20, Deuteronomio 23:24, Deuteronomio 24:1, Deuteronomio 24:4, Deuteronomio 24:6, Deuteronomio 24:8, Deuteronomio 24:11, Deuteronomio 24:13, Deuteronomio 24:17, Deuteronomio 25:3, Deuteronomio 25:4, Deuteronomio 25:5, Deuteronomio 25:9, Deuteronomio 25:10, Deuteronomio 25:11–12, Deuteronomio 25:13–14, Deuteronomio 25:17, Deuteronomio 25:19, Deuteronomio 26:1–15, Deuteronomio 26:5, Deuteronomio 26:11, Deuteronomio 26:12, Deuteronomio 26:13, Deuteronomio 26:14, Deuteronomio 26:16, Deuteronomio 26:16–19, Deuteronomio 27:3, Deuteronomio 27:4, Deuteronomio 27:5, Deuteronomio 27:7, Deuteronomio 27:9, Deuteronomio 27:12–26, Deuteronomio 27:13, Deuteronomio 27:14, Deuteronomio 27:15, Deuteronomio 27:16, Deuteronomio 27:17, Deuteronomio 27:18, Deuteronomio 27:19, Deuteronomio 27:20, Deuteronomio 27:22, Deuteronomio 28:1–68, Deuteronomio 28:5, Deuteronomio 28:7, Deuteronomio 28:10, Deuteronomio 28:12, Deuteronomio 28:13, Deuteronomio 28:17, Deuteronomio 28:21, Deuteronomio 28:22, Deuteronomio 28:23, Deuteronomio 28:24, Deuteronomio 28:25, Deuteronomio 28:27, Deuteronomio 28:36, Deuteronomio 28:43, Deuteronomio 28:44, Deuteronomio 28:46, Deuteronomio 28:48, Deuteronomio 28:49, Deuteronomio 28:50, Deuteronomio 28:54, Deuteronomio 28:56, Deuteronomio 28:57, Deuteronomio 28:58, Deuteronomio 28:60, Deuteronomio 28:64, Deuteronomio 28:68, Deuteronomio 29:1, Deuteronomio 29:2–30:20, Deuteronomio 29:6, Deuteronomio 29:7, Deuteronomio 29:8, Deuteronomio 29:11, Deuteronomio 29:12, Deuteronomio 29:15, Deuteronomio 29:17, Deuteronomio 29:18, Deuteronomio 29:19, Deuteronomio 29:20, Deuteronomio 29:21, Deuteronomio 29:23, Deuteronomio 29:25–28, Deuteronomio 29:27, Deuteronomio 29:29, Deuteronomio 30:1, Deuteronomio 30:1–10, Deuteronomio 30:2–3, Deuteronomio 30:6, Deuteronomio 30:11, Deuteronomio 30:11–20, Deuteronomio 30:12, Deuteronomio 30:13, Deuteronomio 30:14, Deuteronomio 30:16, Deuteronomio 30:19, Deuteronomio 30:20, Deuteronomio 31:1, Deuteronomio 31:1–8, Deuteronomio 31:1–29, Deuteronomio 31:3, Deuteronomio 31:4, Deuteronomio 31:6, Deuteronomio 31:9, Deuteronomio 31:9–13, Deuteronomio 31:10, Deuteronomio 31:12, Deuteronomio 31:14, Deuteronomio 31:15, Deuteronomio 31:18, Deuteronomio 31:19–22, Deuteronomio 31:20, Deuteronomio 31:22, Deuteronomio 31:23, Deuteronomio 31:26, Deuteronomio 31:30–32:47, Deuteronomio 32:1, Deuteronomio 32:2, Deuteronomio 32:4, Deuteronomio 32:7, Deuteronomio 32:8, Deuteronomio 32:9, Deuteronomio 32:14, Deuteronomio 32:15, Deuteronomio 32:16, Deuteronomio 32:17, Deuteronomio 32:18, Deuteronomio 32:20, Deuteronomio 32:21, Deuteronomio 32:22, Deuteronomio 32:27, Deuteronomio 32:29, Deuteronomio 32:30, Deuteronomio 32:31, Deuteronomio 32:32, Deuteronomio 32:34, Deuteronomio 32:36, Deuteronomio 32:37, Deuteronomio 32:38, Deuteronomio 32:40, Deuteronomio 32:42, Deuteronomio 32:47, Deuteronomio 32:49, Deuteronomio 32:50, Deuteronomio 32:51, Deuteronomio 33:1–29, Deuteronomio 33:2, Deuteronomio 33:3, Deuteronomio 33:4, Deuteronomio 33:6, Deuteronomio 33:7, Deuteronomio 33:8, Deuteronomio 33:9, Deuteronomio 33:10, Deuteronomio 33:12, Deuteronomio 33:13–17, Deuteronomio 33:16, Deuteronomio 33:17, Deuteronomio 33:18, Deuteronomio 33:19, Deuteronomio 33:20, Deuteronomio 33:21, Deuteronomio 33:22, Deuteronomio 33:23, Deuteronomio 33:24, Deuteronomio 33:26, Deuteronomio 33:27, Deuteronomio 33:29, Deuteronomio 34:1, Deuteronomio 34:1–12, Deuteronomio 34:2, Deuteronomio 34:3, Deuteronomio 34:6, Deuteronomio 34:7, Deuteronomio 34:9, Deuteronomio 34:10, Deuteronomio 34:12</w:t>
       </w:r>
       <w:r>
         <w:rPr>

--- a/spa/docx/05.content.docx
+++ b/spa/docx/05.content.docx
@@ -150,19 +150,6 @@
           <w:lang w:val="es_ES" w:bidi="es_ES"/>
         </w:rPr>
         <w:t>DEU</w:t>
-      </w:r>
-      <w:r>
-        <w:rPr>
-          <w:lang w:val="es_ES" w:bidi="es_ES"/>
-        </w:rPr>
-      </w:r>
-    </w:p>
-    <w:p>
-      <w:pPr/>
-      <w:r>
-        <w:rPr>
-          <w:lang w:val="es_ES" w:bidi="es_ES"/>
-        </w:rPr>
       </w:r>
       <w:r>
         <w:rPr>

--- a/spa/docx/05.content.docx
+++ b/spa/docx/05.content.docx
@@ -19,7 +19,7 @@
         <w:rPr>
           <w:lang w:val="es_ES" w:bidi="es_ES"/>
         </w:rPr>
-        <w:t>Resource: Notas de Estudio (Tyndale)</w:t>
+        <w:t>Resource: Tyndale Open Study Notes</w:t>
       </w:r>
       <w:r>
         <w:rPr>
@@ -112,7 +112,7 @@
         <w:rPr>
           <w:lang w:val="es_ES" w:bidi="es_ES"/>
         </w:rPr>
-        <w:t>Notas de Estudio (Tyndale)</w:t>
+        <w:t>Tyndale Open Study Notes</w:t>
       </w:r>
     </w:p>
     <w:p>

--- a/spa/docx/05.content.docx
+++ b/spa/docx/05.content.docx
@@ -19,7 +19,7 @@
         <w:rPr>
           <w:lang w:val="es_ES" w:bidi="es_ES"/>
         </w:rPr>
-        <w:t>Resource: Tyndale Open Study Notes</w:t>
+        <w:t>Resource: Aquifer Open Study Notes</w:t>
       </w:r>
       <w:r>
         <w:rPr>
@@ -112,7 +112,7 @@
         <w:rPr>
           <w:lang w:val="es_ES" w:bidi="es_ES"/>
         </w:rPr>
-        <w:t>Tyndale Open Study Notes</w:t>
+        <w:t>Aquifer Open Study Notes</w:t>
       </w:r>
     </w:p>
     <w:p>
